--- a/eng/docx/27.content.docx
+++ b/eng/docx/27.content.docx
@@ -7,6 +7,15 @@
       <w:r/>
     </w:p>
     <w:p>
+      <w:pPr>
+        <w:pStyle w:val="Heading2"/>
+      </w:pPr>
+      <w:r>
+        <w:t>Resource: Study Notes (Tyndale)</w:t>
+      </w:r>
+      <w:r/>
+    </w:p>
+    <w:p>
       <w:r/>
       <w:r>
         <w:rPr>
@@ -46,7 +55,7 @@
         <w:pStyle w:val="Heading1"/>
       </w:pPr>
       <w:r>
-        <w:t>Aquifer Open Study Notes</w:t>
+        <w:t>Study Notes (Tyndale)</w:t>
       </w:r>
     </w:p>
     <w:p>
@@ -55,6 +64,51 @@
           <w:headerReference w:type="even" r:id="rId8"/>
           <w:headerReference w:type="default" r:id="rId9"/>
           <w:footerReference w:type="default" r:id="rId10"/>
+          <w:footnotePr>
+            <w:numRestart w:val="eachSect"/>
+          </w:footnotePr>
+          <w:type w:val="continuous"/>
+          <w:pgSz w:w="12240" w:h="15840" w:code="1"/>
+          <w:pgMar w:top="1440" w:right="1440" w:bottom="1440" w:left="1440" w:header="504" w:footer="504" w:gutter="0"/>
+          <w:cols w:space="708"/>
+          <w:titlePg/>
+          <w:docGrid w:linePitch="360"/>
+        </w:sectPr>
+      </w:pPr>
+    </w:p>
+    <w:p>
+      <w:r/>
+    </w:p>
+    <w:p>
+      <w:pPr>
+        <w:pStyle w:val="Heading2"/>
+      </w:pPr>
+      <w:r>
+        <w:t>DAN</w:t>
+      </w:r>
+      <w:r/>
+    </w:p>
+    <w:p>
+      <w:r/>
+      <w:r>
+        <w:rPr>
+          <w:i/>
+        </w:rPr>
+        <w:t>Daniel 1:1, Daniel 1:1–2, Daniel 1:1–21, Daniel 1:1–6.28, Daniel 1:2, Daniel 1:3, Daniel 1:3–7, Daniel 1:4, Daniel 1:5, Daniel 1:6–7, Daniel 1:8, Daniel 1:8–14, Daniel 1:9, Daniel 1:10, Daniel 1:11–13, Daniel 1:12, Daniel 1:13–14, Daniel 1:15–21, Daniel 1:17, Daniel 1:19, Daniel 1:20, Daniel 1:21, Daniel 2:1, Daniel 2:1–3, Daniel 2:1–49, Daniel 2:1–6.28, Daniel 2:2, Daniel 2:3, Daniel 2:4, Daniel 2:9, Daniel 2:10–11, Daniel 2:12, Daniel 2:16, Daniel 2:17–23, Daniel 2:18, Daniel 2:20–23, Daniel 2:21, Daniel 2:24, Daniel 2:25, Daniel 2:26, Daniel 2:27–28, Daniel 2:28, Daniel 2:29–30, Daniel 2:31–33, Daniel 2:32–33, Daniel 2:34, Daniel 2:35, Daniel 2:36–38, Daniel 2:39, Daniel 2:41–42, Daniel 2:43, Daniel 2:44, Daniel 2:45, Daniel 2:46, Daniel 2:47, Daniel 2:48, Daniel 2:49, Daniel 3:1, Daniel 3:1–30, Daniel 3:2, Daniel 3:5, Daniel 3:7, Daniel 3:11, Daniel 3:12, Daniel 3:13, Daniel 3:14, Daniel 3:15, Daniel 3:16–18, Daniel 3:23, Daniel 3:25, Daniel 3:26, Daniel 3:28, Daniel 3:30, Daniel 4:1–37, Daniel 4:4, Daniel 4:5, Daniel 4:7, Daniel 4:8–9, Daniel 4:11, Daniel 4:13, Daniel 4:14–17, Daniel 4:16, Daniel 4:17, Daniel 4:22, Daniel 4:23, Daniel 4:25–26, Daniel 4:27, Daniel 4:28–33, Daniel 4:30, Daniel 4:32, Daniel 4:33, Daniel 4:34–37, Daniel 4:35, Daniel 4:37, Daniel 5:1, Daniel 5:1–30, Daniel 5:2–4, Daniel 5:5–6, Daniel 5:7, Daniel 5:8, Daniel 5:10, Daniel 5:11–12, Daniel 5:15, Daniel 5:17, Daniel 5:18–21, Daniel 5:20, Daniel 5:21, Daniel 5:25–28, Daniel 5:26, Daniel 5:27, Daniel 5:28, Daniel 5:29, Daniel 5:30, Daniel 5:31, Daniel 6:1–28, Daniel 6:2, Daniel 6:3, Daniel 6:3–5, Daniel 6:5, Daniel 6:7, Daniel 6:8, Daniel 6:10–11, Daniel 6:14, Daniel 6:16, Daniel 6:17, Daniel 6:18, Daniel 6:19, Daniel 6:20, Daniel 6:21–22, Daniel 6:25–27, Daniel 6:27, Daniel 6:28, Daniel 7:1, Daniel 7:1–28, Daniel 7:1–12.13, Daniel 7:2, Daniel 7:3–7, Daniel 7:4, Daniel 7:5, Daniel 7:6, Daniel 7:7, Daniel 7:8, Daniel 7:9–10, Daniel 7:10, Daniel 7:11, Daniel 7:12, Daniel 7:13, Daniel 7:13–14, Daniel 7:14, Daniel 7:15–16, Daniel 7:17, Daniel 7:18, Daniel 7:19–28, Daniel 7:21, Daniel 7:22, Daniel 7:24–25, Daniel 7:26, Daniel 7:27, Daniel 8:1, Daniel 8:1–27, Daniel 8:2, Daniel 8:3–4, Daniel 8:5–12, Daniel 8:10, Daniel 8:11–12, Daniel 8:13–14, Daniel 8:15–16, Daniel 8:17, Daniel 8:19, Daniel 8:19–26, Daniel 8:20, Daniel 8:21, Daniel 8:22, Daniel 8:23–25, Daniel 8:24, Daniel 8:25, Daniel 8:26, Daniel 9:1, Daniel 9:1–19, Daniel 9:2, Daniel 9:3, Daniel 9:4, Daniel 9:4–11, Daniel 9:5, Daniel 9:6, Daniel 9:7–14, Daniel 9:12, Daniel 9:13, Daniel 9:15, Daniel 9:15–19, Daniel 9:16, Daniel 9:17, Daniel 9:18, Daniel 9:19, Daniel 9:20–27, Daniel 9:21, Daniel 9:22, Daniel 9:23, Daniel 9:24, Daniel 9:24–27, Daniel 9:25, Daniel 9:26, Daniel 9:27, Daniel 10:1, Daniel 10:1–12.13, Daniel 10:2–3, Daniel 10:5–6, Daniel 10:7–9, Daniel 10:11, Daniel 10:13, Daniel 10:16, Daniel 10:19, Daniel 10:20, Daniel 10:21, Daniel 11:1, Daniel 11:2, Daniel 11:2–12.7, Daniel 11:3, Daniel 11:4, Daniel 11:5, Daniel 11:5–45, Daniel 11:6, Daniel 11:7–8, Daniel 11:9, Daniel 11:10–12, Daniel 11:12–13, Daniel 11:14, Daniel 11:15, Daniel 11:16, Daniel 11:17, Daniel 11:18, Daniel 11:19, Daniel 11:20, Daniel 11:21–39, Daniel 11:22, Daniel 11:23, Daniel 11:24, Daniel 11:25–27, Daniel 11:28, Daniel 11:29–35, Daniel 11:31, Daniel 11:32–35, Daniel 11:34, Daniel 11:36, Daniel 11:36–40, Daniel 11:37–38, Daniel 11:40, Daniel 11:40–45, Daniel 11:41, Daniel 11:45, Daniel 12:1, Daniel 12:1–7, Daniel 12:2, Daniel 12:3, Daniel 12:4, Daniel 12:5, Daniel 12:7, Daniel 12:8–10, Daniel 12:11–12, Daniel 12:13</w:t>
+      </w:r>
+      <w:r/>
+    </w:p>
+    <w:p>
+      <w:r/>
+      <w:r>
+        <w:t xml:space="preserve"> </w:t>
+      </w:r>
+      <w:r/>
+      <w:r/>
+    </w:p>
+    <w:p>
+      <w:pPr>
+        <w:sectPr>
           <w:footnotePr>
             <w:numRestart w:val="eachSect"/>
           </w:footnotePr>

--- a/eng/docx/27.content.docx
+++ b/eng/docx/27.content.docx
@@ -166,13 +166,6 @@
       </w:r>
       <w:r>
         <w:rPr>
-          <w:i/>
-          <w:lang w:val="en_US" w:bidi="en_US"/>
-        </w:rPr>
-        <w:t>Daniel 1:1, Daniel 1:1–2, Daniel 1:1–21, Daniel 1:1–6.28, Daniel 1:2, Daniel 1:3, Daniel 1:3–7, Daniel 1:4, Daniel 1:5, Daniel 1:6–7, Daniel 1:8, Daniel 1:8–14, Daniel 1:9, Daniel 1:10, Daniel 1:11–13, Daniel 1:12, Daniel 1:13–14, Daniel 1:15–21, Daniel 1:17, Daniel 1:19, Daniel 1:20, Daniel 1:21, Daniel 2:1, Daniel 2:1–3, Daniel 2:1–49, Daniel 2:1–6.28, Daniel 2:2, Daniel 2:3, Daniel 2:4, Daniel 2:9, Daniel 2:10–11, Daniel 2:12, Daniel 2:16, Daniel 2:17–23, Daniel 2:18, Daniel 2:20–23, Daniel 2:21, Daniel 2:24, Daniel 2:25, Daniel 2:26, Daniel 2:27–28, Daniel 2:28, Daniel 2:29–30, Daniel 2:31–33, Daniel 2:32–33, Daniel 2:34, Daniel 2:35, Daniel 2:36–38, Daniel 2:39, Daniel 2:41–42, Daniel 2:43, Daniel 2:44, Daniel 2:45, Daniel 2:46, Daniel 2:47, Daniel 2:48, Daniel 2:49, Daniel 3:1, Daniel 3:1–30, Daniel 3:2, Daniel 3:5, Daniel 3:7, Daniel 3:11, Daniel 3:12, Daniel 3:13, Daniel 3:14, Daniel 3:15, Daniel 3:16–18, Daniel 3:23, Daniel 3:25, Daniel 3:26, Daniel 3:28, Daniel 3:30, Daniel 4:1–37, Daniel 4:4, Daniel 4:5, Daniel 4:7, Daniel 4:8–9, Daniel 4:11, Daniel 4:13, Daniel 4:14–17, Daniel 4:16, Daniel 4:17, Daniel 4:22, Daniel 4:23, Daniel 4:25–26, Daniel 4:27, Daniel 4:28–33, Daniel 4:30, Daniel 4:32, Daniel 4:33, Daniel 4:34–37, Daniel 4:35, Daniel 4:37, Daniel 5:1, Daniel 5:1–30, Daniel 5:2–4, Daniel 5:5–6, Daniel 5:7, Daniel 5:8, Daniel 5:10, Daniel 5:11–12, Daniel 5:15, Daniel 5:17, Daniel 5:18–21, Daniel 5:20, Daniel 5:21, Daniel 5:25–28, Daniel 5:26, Daniel 5:27, Daniel 5:28, Daniel 5:29, Daniel 5:30, Daniel 5:31, Daniel 6:1–28, Daniel 6:2, Daniel 6:3, Daniel 6:3–5, Daniel 6:5, Daniel 6:7, Daniel 6:8, Daniel 6:10–11, Daniel 6:14, Daniel 6:16, Daniel 6:17, Daniel 6:18, Daniel 6:19, Daniel 6:20, Daniel 6:21–22, Daniel 6:25–27, Daniel 6:27, Daniel 6:28, Daniel 7:1, Daniel 7:1–28, Daniel 7:1–12.13, Daniel 7:2, Daniel 7:3–7, Daniel 7:4, Daniel 7:5, Daniel 7:6, Daniel 7:7, Daniel 7:8, Daniel 7:9–10, Daniel 7:10, Daniel 7:11, Daniel 7:12, Daniel 7:13, Daniel 7:13–14, Daniel 7:14, Daniel 7:15–16, Daniel 7:17, Daniel 7:18, Daniel 7:19–28, Daniel 7:21, Daniel 7:22, Daniel 7:24–25, Daniel 7:26, Daniel 7:27, Daniel 8:1, Daniel 8:1–27, Daniel 8:2, Daniel 8:3–4, Daniel 8:5–12, Daniel 8:10, Daniel 8:11–12, Daniel 8:13–14, Daniel 8:15–16, Daniel 8:17, Daniel 8:19, Daniel 8:19–26, Daniel 8:20, Daniel 8:21, Daniel 8:22, Daniel 8:23–25, Daniel 8:24, Daniel 8:25, Daniel 8:26, Daniel 9:1, Daniel 9:1–19, Daniel 9:2, Daniel 9:3, Daniel 9:4, Daniel 9:4–11, Daniel 9:5, Daniel 9:6, Daniel 9:7–14, Daniel 9:12, Daniel 9:13, Daniel 9:15, Daniel 9:15–19, Daniel 9:16, Daniel 9:17, Daniel 9:18, Daniel 9:19, Daniel 9:20–27, Daniel 9:21, Daniel 9:22, Daniel 9:23, Daniel 9:24, Daniel 9:24–27, Daniel 9:25, Daniel 9:26, Daniel 9:27, Daniel 10:1, Daniel 10:1–12.13, Daniel 10:2–3, Daniel 10:5–6, Daniel 10:7–9, Daniel 10:11, Daniel 10:13, Daniel 10:16, Daniel 10:19, Daniel 10:20, Daniel 10:21, Daniel 11:1, Daniel 11:2, Daniel 11:2–12.7, Daniel 11:3, Daniel 11:4, Daniel 11:5, Daniel 11:5–45, Daniel 11:6, Daniel 11:7–8, Daniel 11:9, Daniel 11:10–12, Daniel 11:12–13, Daniel 11:14, Daniel 11:15, Daniel 11:16, Daniel 11:17, Daniel 11:18, Daniel 11:19, Daniel 11:20, Daniel 11:21–39, Daniel 11:22, Daniel 11:23, Daniel 11:24, Daniel 11:25–27, Daniel 11:28, Daniel 11:29–35, Daniel 11:31, Daniel 11:32–35, Daniel 11:34, Daniel 11:36, Daniel 11:36–40, Daniel 11:37–38, Daniel 11:40, Daniel 11:40–45, Daniel 11:41, Daniel 11:45, Daniel 12:1, Daniel 12:1–7, Daniel 12:2, Daniel 12:3, Daniel 12:4, Daniel 12:5, Daniel 12:7, Daniel 12:8–10, Daniel 12:11–12, Daniel 12:13</w:t>
-      </w:r>
-      <w:r>
-        <w:rPr>
           <w:lang w:val="en_US" w:bidi="en_US"/>
         </w:rPr>
       </w:r>
@@ -18467,7 +18460,7 @@
           <w:i/>
           <w:lang w:val="en_US" w:bidi="en_US"/>
         </w:rPr>
-        <w:t>chesed</w:t>
+        <w:t>khesed</w:t>
       </w:r>
       <w:r>
         <w:rPr>

--- a/eng/docx/27.content.docx
+++ b/eng/docx/27.content.docx
@@ -150,19 +150,6 @@
           <w:lang w:val="en_US" w:bidi="en_US"/>
         </w:rPr>
         <w:t>DAN</w:t>
-      </w:r>
-      <w:r>
-        <w:rPr>
-          <w:lang w:val="en_US" w:bidi="en_US"/>
-        </w:rPr>
-      </w:r>
-    </w:p>
-    <w:p>
-      <w:pPr/>
-      <w:r>
-        <w:rPr>
-          <w:lang w:val="en_US" w:bidi="en_US"/>
-        </w:rPr>
       </w:r>
       <w:r>
         <w:rPr>

--- a/eng/docx/27.content.docx
+++ b/eng/docx/27.content.docx
@@ -19,7 +19,7 @@
         <w:rPr>
           <w:lang w:val="en_US" w:bidi="en_US"/>
         </w:rPr>
-        <w:t>Resource: Study Notes (Tyndale)</w:t>
+        <w:t>Resource: Tyndale Open Study Notes</w:t>
       </w:r>
       <w:r>
         <w:rPr>
@@ -112,7 +112,7 @@
         <w:rPr>
           <w:lang w:val="en_US" w:bidi="en_US"/>
         </w:rPr>
-        <w:t>Study Notes (Tyndale)</w:t>
+        <w:t>Tyndale Open Study Notes</w:t>
       </w:r>
     </w:p>
     <w:p>

--- a/eng/docx/27.content.docx
+++ b/eng/docx/27.content.docx
@@ -19,7 +19,7 @@
         <w:rPr>
           <w:lang w:val="en_US" w:bidi="en_US"/>
         </w:rPr>
-        <w:t>Resource: Tyndale Open Study Notes</w:t>
+        <w:t>Resource: Aquifer Open Study Notes</w:t>
       </w:r>
       <w:r>
         <w:rPr>
@@ -112,7 +112,7 @@
         <w:rPr>
           <w:lang w:val="en_US" w:bidi="en_US"/>
         </w:rPr>
-        <w:t>Tyndale Open Study Notes</w:t>
+        <w:t>Aquifer Open Study Notes</w:t>
       </w:r>
     </w:p>
     <w:p>
